--- a/grade-8-summer-homework/daofa/20260606-liu-he-grade-7-daofa-summer-homework-3.docx
+++ b/grade-8-summer-homework/daofa/20260606-liu-he-grade-7-daofa-summer-homework-3.docx
@@ -1,6 +1,6 @@
 
 <file path=word/document.xml><?xml version="1.0" encoding="utf-8"?>
-<w:document xmlns:wpc="http://schemas.microsoft.com/office/word/2010/wordprocessingCanvas" xmlns:cx="http://schemas.microsoft.com/office/drawing/2014/chartex" xmlns:cx1="http://schemas.microsoft.com/office/drawing/2015/9/8/chartex" xmlns:cx2="http://schemas.microsoft.com/office/drawing/2015/10/21/chartex" xmlns:cx3="http://schemas.microsoft.com/office/drawing/2016/5/9/chartex" xmlns:cx4="http://schemas.microsoft.com/office/drawing/2016/5/10/chartex" xmlns:cx5="http://schemas.microsoft.com/office/drawing/2016/5/11/chartex" xmlns:cx6="http://schemas.microsoft.com/office/drawing/2016/5/12/chartex" xmlns:cx7="http://schemas.microsoft.com/office/drawing/2016/5/13/chartex" xmlns:cx8="http://schemas.microsoft.com/office/drawing/2016/5/14/chartex" xmlns:mc="http://schemas.openxmlformats.org/markup-compatibility/2006" xmlns:aink="http://schemas.microsoft.com/office/drawing/2016/ink" xmlns:am3d="http://schemas.microsoft.com/office/drawing/2017/model3d" xmlns:o="urn:schemas-microsoft-com:office:office" xmlns:oel="http://schemas.microsoft.com/office/2019/extlst" xmlns:r="http://schemas.openxmlformats.org/officeDocument/2006/relationships" xmlns:m="http://schemas.openxmlformats.org/officeDocument/2006/math" xmlns:v="urn:schemas-microsoft-com:vml" xmlns:wp14="http://schemas.microsoft.com/office/word/2010/wordprocessingDrawing" xmlns:wp="http://schemas.openxmlformats.org/drawingml/2006/wordprocessingDrawing" xmlns:w10="urn:schemas-microsoft-com:office:word" xmlns:w="http://schemas.openxmlformats.org/wordprocessingml/2006/main" xmlns:w14="http://schemas.microsoft.com/office/word/2010/wordml" xmlns:w15="http://schemas.microsoft.com/office/word/2012/wordml" xmlns:w16cei="http://schemas.microsoft.com/office/word/2026/wordml/cei" xmlns:w16cex="http://schemas.microsoft.com/office/word/2018/wordml/cex" xmlns:w16cid="http://schemas.microsoft.com/office/word/2016/wordml/cid" xmlns:w16="http://schemas.microsoft.com/office/word/2018/wordml" xmlns:w16du="http://schemas.microsoft.com/office/word/2023/wordml/word16du" xmlns:w16sdtdh="http://schemas.microsoft.com/office/word/2020/wordml/sdtdatahash" xmlns:w16sdtfl="http://schemas.microsoft.com/office/word/2024/wordml/sdtformatlock" xmlns:w16se="http://schemas.microsoft.com/office/word/2015/wordml/symex" xmlns:wpg="http://schemas.microsoft.com/office/word/2010/wordprocessingGroup" xmlns:wpi="http://schemas.microsoft.com/office/word/2010/wordprocessingInk" xmlns:wne="http://schemas.microsoft.com/office/word/2006/wordml" xmlns:wps="http://schemas.microsoft.com/office/word/2010/wordprocessingShape" mc:Ignorable="w14 w15 w16se w16cid w16 w16cex w16sdtdh w16sdtfl w16du wp14">
+<w:document xmlns:wpc="http://schemas.microsoft.com/office/word/2010/wordprocessingCanvas" xmlns:cx="http://schemas.microsoft.com/office/drawing/2014/chartex" xmlns:cx1="http://schemas.microsoft.com/office/drawing/2015/9/8/chartex" xmlns:cx2="http://schemas.microsoft.com/office/drawing/2015/10/21/chartex" xmlns:cx3="http://schemas.microsoft.com/office/drawing/2016/5/9/chartex" xmlns:cx4="http://schemas.microsoft.com/office/drawing/2016/5/10/chartex" xmlns:cx5="http://schemas.microsoft.com/office/drawing/2016/5/11/chartex" xmlns:cx6="http://schemas.microsoft.com/office/drawing/2016/5/12/chartex" xmlns:cx7="http://schemas.microsoft.com/office/drawing/2016/5/13/chartex" xmlns:cx8="http://schemas.microsoft.com/office/drawing/2016/5/14/chartex" xmlns:mc="http://schemas.openxmlformats.org/markup-compatibility/2006" xmlns:aink="http://schemas.microsoft.com/office/drawing/2016/ink" xmlns:am3d="http://schemas.microsoft.com/office/drawing/2017/model3d" xmlns:o="urn:schemas-microsoft-com:office:office" xmlns:oel="http://schemas.microsoft.com/office/2019/extlst" xmlns:r="http://schemas.openxmlformats.org/officeDocument/2006/relationships" xmlns:m="http://schemas.openxmlformats.org/officeDocument/2006/math" xmlns:v="urn:schemas-microsoft-com:vml" xmlns:wp14="http://schemas.microsoft.com/office/word/2010/wordprocessingDrawing" xmlns:wp="http://schemas.openxmlformats.org/drawingml/2006/wordprocessingDrawing" xmlns:w10="urn:schemas-microsoft-com:office:word" xmlns:w="http://schemas.openxmlformats.org/wordprocessingml/2006/main" xmlns:w14="http://schemas.microsoft.com/office/word/2010/wordml" xmlns:w15="http://schemas.microsoft.com/office/word/2012/wordml" xmlns:w16cex="http://schemas.microsoft.com/office/word/2018/wordml/cex" xmlns:w16cid="http://schemas.microsoft.com/office/word/2016/wordml/cid" xmlns:w16="http://schemas.microsoft.com/office/word/2018/wordml" xmlns:w16du="http://schemas.microsoft.com/office/word/2023/wordml/word16du" xmlns:w16sdtdh="http://schemas.microsoft.com/office/word/2020/wordml/sdtdatahash" xmlns:w16sdtfl="http://schemas.microsoft.com/office/word/2024/wordml/sdtformatlock" xmlns:w16se="http://schemas.microsoft.com/office/word/2015/wordml/symex" xmlns:wpg="http://schemas.microsoft.com/office/word/2010/wordprocessingGroup" xmlns:wpi="http://schemas.microsoft.com/office/word/2010/wordprocessingInk" xmlns:wne="http://schemas.microsoft.com/office/word/2006/wordml" xmlns:wps="http://schemas.microsoft.com/office/word/2010/wordprocessingShape" mc:Ignorable="w14 w15 w16se w16cid w16 w16cex w16sdtdh w16sdtfl w16du wp14">
   <w:body>
     <w:p>
       <w:pPr>
@@ -48,12 +48,21 @@
       </w:pPr>
       <w:r>
         <w:rPr>
-          <w:rFonts w:ascii="Times New Roman" w:hAnsi="Times New Roman"/>
+          <w:rFonts w:ascii="Times New Roman" w:hAnsi="Times New Roman" w:hint="eastAsia"/>
           <w:b/>
           <w:sz w:val="22"/>
           <w:lang w:eastAsia="zh-CN"/>
         </w:rPr>
-        <w:t xml:space="preserve">20260606    </w:t>
+        <w:t>学号</w:t>
+      </w:r>
+      <w:r>
+        <w:rPr>
+          <w:rFonts w:ascii="Times New Roman" w:hAnsi="Times New Roman" w:hint="eastAsia"/>
+          <w:b/>
+          <w:sz w:val="22"/>
+          <w:lang w:eastAsia="zh-CN"/>
+        </w:rPr>
+        <w:t xml:space="preserve">                    </w:t>
       </w:r>
       <w:r>
         <w:rPr>
@@ -62,7 +71,16 @@
           <w:sz w:val="22"/>
           <w:lang w:eastAsia="zh-CN"/>
         </w:rPr>
-        <w:t>姓名：刘贺</w:t>
+        <w:t>姓名：</w:t>
+      </w:r>
+      <w:r>
+        <w:rPr>
+          <w:rFonts w:ascii="Times New Roman" w:hAnsi="Times New Roman" w:hint="eastAsia"/>
+          <w:b/>
+          <w:sz w:val="22"/>
+          <w:lang w:eastAsia="zh-CN"/>
+        </w:rPr>
+        <w:t xml:space="preserve">           </w:t>
       </w:r>
       <w:r>
         <w:rPr>
@@ -214,9 +232,6 @@
               <w:instrText>HYPERLINK "https://www.news.cn/legal/20241230/c41499e0adfd4991945d9c639d66a902/c.html" \h</w:instrText>
             </w:r>
             <w:r>
-              <w:rPr>
-                <w:rFonts w:hint="eastAsia"/>
-              </w:rPr>
               <w:fldChar w:fldCharType="separate"/>
             </w:r>
             <w:r>
@@ -238,7 +253,7 @@
               </w:rPr>
               <w:t>；央视网：</w:t>
             </w:r>
-            <w:hyperlink r:id="rId6">
+            <w:hyperlink r:id="rId8">
               <w:r>
                 <w:rPr>
                   <w:rFonts w:ascii="Times New Roman" w:hAnsi="Times New Roman"/>
@@ -929,7 +944,7 @@
         </w:rPr>
         <w:t xml:space="preserve">· </w:t>
       </w:r>
-      <w:hyperlink r:id="rId7">
+      <w:hyperlink r:id="rId9">
         <w:r>
           <w:rPr>
             <w:rFonts w:ascii="Times New Roman" w:hAnsi="Times New Roman"/>
@@ -976,7 +991,7 @@
           <w:lang w:eastAsia="zh-CN"/>
         </w:rPr>
       </w:pPr>
-      <w:hyperlink r:id="rId8">
+      <w:hyperlink r:id="rId10">
         <w:r>
           <w:rPr>
             <w:rFonts w:ascii="Times New Roman" w:hAnsi="Times New Roman"/>
@@ -1019,8 +1034,70 @@
 </w:document>
 </file>
 
+<file path=word/endnotes.xml><?xml version="1.0" encoding="utf-8"?>
+<w:endnotes xmlns:wpc="http://schemas.microsoft.com/office/word/2010/wordprocessingCanvas" xmlns:cx="http://schemas.microsoft.com/office/drawing/2014/chartex" xmlns:cx1="http://schemas.microsoft.com/office/drawing/2015/9/8/chartex" xmlns:cx2="http://schemas.microsoft.com/office/drawing/2015/10/21/chartex" xmlns:cx3="http://schemas.microsoft.com/office/drawing/2016/5/9/chartex" xmlns:cx4="http://schemas.microsoft.com/office/drawing/2016/5/10/chartex" xmlns:cx5="http://schemas.microsoft.com/office/drawing/2016/5/11/chartex" xmlns:cx6="http://schemas.microsoft.com/office/drawing/2016/5/12/chartex" xmlns:cx7="http://schemas.microsoft.com/office/drawing/2016/5/13/chartex" xmlns:cx8="http://schemas.microsoft.com/office/drawing/2016/5/14/chartex" xmlns:mc="http://schemas.openxmlformats.org/markup-compatibility/2006" xmlns:aink="http://schemas.microsoft.com/office/drawing/2016/ink" xmlns:am3d="http://schemas.microsoft.com/office/drawing/2017/model3d" xmlns:o="urn:schemas-microsoft-com:office:office" xmlns:oel="http://schemas.microsoft.com/office/2019/extlst" xmlns:r="http://schemas.openxmlformats.org/officeDocument/2006/relationships" xmlns:m="http://schemas.openxmlformats.org/officeDocument/2006/math" xmlns:v="urn:schemas-microsoft-com:vml" xmlns:wp14="http://schemas.microsoft.com/office/word/2010/wordprocessingDrawing" xmlns:wp="http://schemas.openxmlformats.org/drawingml/2006/wordprocessingDrawing" xmlns:w10="urn:schemas-microsoft-com:office:word" xmlns:w="http://schemas.openxmlformats.org/wordprocessingml/2006/main" xmlns:w14="http://schemas.microsoft.com/office/word/2010/wordml" xmlns:w15="http://schemas.microsoft.com/office/word/2012/wordml" xmlns:w16cex="http://schemas.microsoft.com/office/word/2018/wordml/cex" xmlns:w16cid="http://schemas.microsoft.com/office/word/2016/wordml/cid" xmlns:w16="http://schemas.microsoft.com/office/word/2018/wordml" xmlns:w16du="http://schemas.microsoft.com/office/word/2023/wordml/word16du" xmlns:w16sdtdh="http://schemas.microsoft.com/office/word/2020/wordml/sdtdatahash" xmlns:w16sdtfl="http://schemas.microsoft.com/office/word/2024/wordml/sdtformatlock" xmlns:w16se="http://schemas.microsoft.com/office/word/2015/wordml/symex" xmlns:wpg="http://schemas.microsoft.com/office/word/2010/wordprocessingGroup" xmlns:wpi="http://schemas.microsoft.com/office/word/2010/wordprocessingInk" xmlns:wne="http://schemas.microsoft.com/office/word/2006/wordml" xmlns:wps="http://schemas.microsoft.com/office/word/2010/wordprocessingShape" mc:Ignorable="w14 w15 w16se w16cid w16 w16cex w16sdtdh w16sdtfl w16du wp14">
+  <w:endnote w:type="separator" w:id="-1">
+    <w:p>
+      <w:pPr>
+        <w:spacing w:after="0" w:line="240" w:lineRule="auto"/>
+        <w:rPr>
+          <w:rFonts w:hint="eastAsia"/>
+        </w:rPr>
+      </w:pPr>
+      <w:r>
+        <w:separator/>
+      </w:r>
+    </w:p>
+  </w:endnote>
+  <w:endnote w:type="continuationSeparator" w:id="0">
+    <w:p>
+      <w:pPr>
+        <w:spacing w:after="0" w:line="240" w:lineRule="auto"/>
+        <w:rPr>
+          <w:rFonts w:hint="eastAsia"/>
+        </w:rPr>
+      </w:pPr>
+      <w:r>
+        <w:continuationSeparator/>
+      </w:r>
+    </w:p>
+  </w:endnote>
+</w:endnotes>
+</file>
+
+<file path=word/footnotes.xml><?xml version="1.0" encoding="utf-8"?>
+<w:footnotes xmlns:wpc="http://schemas.microsoft.com/office/word/2010/wordprocessingCanvas" xmlns:cx="http://schemas.microsoft.com/office/drawing/2014/chartex" xmlns:cx1="http://schemas.microsoft.com/office/drawing/2015/9/8/chartex" xmlns:cx2="http://schemas.microsoft.com/office/drawing/2015/10/21/chartex" xmlns:cx3="http://schemas.microsoft.com/office/drawing/2016/5/9/chartex" xmlns:cx4="http://schemas.microsoft.com/office/drawing/2016/5/10/chartex" xmlns:cx5="http://schemas.microsoft.com/office/drawing/2016/5/11/chartex" xmlns:cx6="http://schemas.microsoft.com/office/drawing/2016/5/12/chartex" xmlns:cx7="http://schemas.microsoft.com/office/drawing/2016/5/13/chartex" xmlns:cx8="http://schemas.microsoft.com/office/drawing/2016/5/14/chartex" xmlns:mc="http://schemas.openxmlformats.org/markup-compatibility/2006" xmlns:aink="http://schemas.microsoft.com/office/drawing/2016/ink" xmlns:am3d="http://schemas.microsoft.com/office/drawing/2017/model3d" xmlns:o="urn:schemas-microsoft-com:office:office" xmlns:oel="http://schemas.microsoft.com/office/2019/extlst" xmlns:r="http://schemas.openxmlformats.org/officeDocument/2006/relationships" xmlns:m="http://schemas.openxmlformats.org/officeDocument/2006/math" xmlns:v="urn:schemas-microsoft-com:vml" xmlns:wp14="http://schemas.microsoft.com/office/word/2010/wordprocessingDrawing" xmlns:wp="http://schemas.openxmlformats.org/drawingml/2006/wordprocessingDrawing" xmlns:w10="urn:schemas-microsoft-com:office:word" xmlns:w="http://schemas.openxmlformats.org/wordprocessingml/2006/main" xmlns:w14="http://schemas.microsoft.com/office/word/2010/wordml" xmlns:w15="http://schemas.microsoft.com/office/word/2012/wordml" xmlns:w16cex="http://schemas.microsoft.com/office/word/2018/wordml/cex" xmlns:w16cid="http://schemas.microsoft.com/office/word/2016/wordml/cid" xmlns:w16="http://schemas.microsoft.com/office/word/2018/wordml" xmlns:w16du="http://schemas.microsoft.com/office/word/2023/wordml/word16du" xmlns:w16sdtdh="http://schemas.microsoft.com/office/word/2020/wordml/sdtdatahash" xmlns:w16sdtfl="http://schemas.microsoft.com/office/word/2024/wordml/sdtformatlock" xmlns:w16se="http://schemas.microsoft.com/office/word/2015/wordml/symex" xmlns:wpg="http://schemas.microsoft.com/office/word/2010/wordprocessingGroup" xmlns:wpi="http://schemas.microsoft.com/office/word/2010/wordprocessingInk" xmlns:wne="http://schemas.microsoft.com/office/word/2006/wordml" xmlns:wps="http://schemas.microsoft.com/office/word/2010/wordprocessingShape" mc:Ignorable="w14 w15 w16se w16cid w16 w16cex w16sdtdh w16sdtfl w16du wp14">
+  <w:footnote w:type="separator" w:id="-1">
+    <w:p>
+      <w:pPr>
+        <w:spacing w:after="0" w:line="240" w:lineRule="auto"/>
+        <w:rPr>
+          <w:rFonts w:hint="eastAsia"/>
+        </w:rPr>
+      </w:pPr>
+      <w:r>
+        <w:separator/>
+      </w:r>
+    </w:p>
+  </w:footnote>
+  <w:footnote w:type="continuationSeparator" w:id="0">
+    <w:p>
+      <w:pPr>
+        <w:spacing w:after="0" w:line="240" w:lineRule="auto"/>
+        <w:rPr>
+          <w:rFonts w:hint="eastAsia"/>
+        </w:rPr>
+      </w:pPr>
+      <w:r>
+        <w:continuationSeparator/>
+      </w:r>
+    </w:p>
+  </w:footnote>
+</w:footnotes>
+</file>
+
 <file path=word/numbering.xml><?xml version="1.0" encoding="utf-8"?>
-<w:numbering xmlns:wpc="http://schemas.microsoft.com/office/word/2010/wordprocessingCanvas" xmlns:cx="http://schemas.microsoft.com/office/drawing/2014/chartex" xmlns:cx1="http://schemas.microsoft.com/office/drawing/2015/9/8/chartex" xmlns:cx2="http://schemas.microsoft.com/office/drawing/2015/10/21/chartex" xmlns:cx3="http://schemas.microsoft.com/office/drawing/2016/5/9/chartex" xmlns:cx4="http://schemas.microsoft.com/office/drawing/2016/5/10/chartex" xmlns:cx5="http://schemas.microsoft.com/office/drawing/2016/5/11/chartex" xmlns:cx6="http://schemas.microsoft.com/office/drawing/2016/5/12/chartex" xmlns:cx7="http://schemas.microsoft.com/office/drawing/2016/5/13/chartex" xmlns:cx8="http://schemas.microsoft.com/office/drawing/2016/5/14/chartex" xmlns:mc="http://schemas.openxmlformats.org/markup-compatibility/2006" xmlns:aink="http://schemas.microsoft.com/office/drawing/2016/ink" xmlns:am3d="http://schemas.microsoft.com/office/drawing/2017/model3d" xmlns:o="urn:schemas-microsoft-com:office:office" xmlns:oel="http://schemas.microsoft.com/office/2019/extlst" xmlns:r="http://schemas.openxmlformats.org/officeDocument/2006/relationships" xmlns:m="http://schemas.openxmlformats.org/officeDocument/2006/math" xmlns:v="urn:schemas-microsoft-com:vml" xmlns:wp14="http://schemas.microsoft.com/office/word/2010/wordprocessingDrawing" xmlns:wp="http://schemas.openxmlformats.org/drawingml/2006/wordprocessingDrawing" xmlns:w10="urn:schemas-microsoft-com:office:word" xmlns:w="http://schemas.openxmlformats.org/wordprocessingml/2006/main" xmlns:w14="http://schemas.microsoft.com/office/word/2010/wordml" xmlns:w15="http://schemas.microsoft.com/office/word/2012/wordml" xmlns:w16cei="http://schemas.microsoft.com/office/word/2026/wordml/cei" xmlns:w16cex="http://schemas.microsoft.com/office/word/2018/wordml/cex" xmlns:w16cid="http://schemas.microsoft.com/office/word/2016/wordml/cid" xmlns:w16="http://schemas.microsoft.com/office/word/2018/wordml" xmlns:w16du="http://schemas.microsoft.com/office/word/2023/wordml/word16du" xmlns:w16sdtdh="http://schemas.microsoft.com/office/word/2020/wordml/sdtdatahash" xmlns:w16sdtfl="http://schemas.microsoft.com/office/word/2024/wordml/sdtformatlock" xmlns:w16se="http://schemas.microsoft.com/office/word/2015/wordml/symex" xmlns:wpg="http://schemas.microsoft.com/office/word/2010/wordprocessingGroup" xmlns:wpi="http://schemas.microsoft.com/office/word/2010/wordprocessingInk" xmlns:wne="http://schemas.microsoft.com/office/word/2006/wordml" xmlns:wps="http://schemas.microsoft.com/office/word/2010/wordprocessingShape" mc:Ignorable="w14 w15 w16se w16cid w16 w16cex w16sdtdh w16sdtfl w16du wp14">
+<w:numbering xmlns:wpc="http://schemas.microsoft.com/office/word/2010/wordprocessingCanvas" xmlns:cx="http://schemas.microsoft.com/office/drawing/2014/chartex" xmlns:cx1="http://schemas.microsoft.com/office/drawing/2015/9/8/chartex" xmlns:cx2="http://schemas.microsoft.com/office/drawing/2015/10/21/chartex" xmlns:cx3="http://schemas.microsoft.com/office/drawing/2016/5/9/chartex" xmlns:cx4="http://schemas.microsoft.com/office/drawing/2016/5/10/chartex" xmlns:cx5="http://schemas.microsoft.com/office/drawing/2016/5/11/chartex" xmlns:cx6="http://schemas.microsoft.com/office/drawing/2016/5/12/chartex" xmlns:cx7="http://schemas.microsoft.com/office/drawing/2016/5/13/chartex" xmlns:cx8="http://schemas.microsoft.com/office/drawing/2016/5/14/chartex" xmlns:mc="http://schemas.openxmlformats.org/markup-compatibility/2006" xmlns:aink="http://schemas.microsoft.com/office/drawing/2016/ink" xmlns:am3d="http://schemas.microsoft.com/office/drawing/2017/model3d" xmlns:o="urn:schemas-microsoft-com:office:office" xmlns:oel="http://schemas.microsoft.com/office/2019/extlst" xmlns:r="http://schemas.openxmlformats.org/officeDocument/2006/relationships" xmlns:m="http://schemas.openxmlformats.org/officeDocument/2006/math" xmlns:v="urn:schemas-microsoft-com:vml" xmlns:wp14="http://schemas.microsoft.com/office/word/2010/wordprocessingDrawing" xmlns:wp="http://schemas.openxmlformats.org/drawingml/2006/wordprocessingDrawing" xmlns:w10="urn:schemas-microsoft-com:office:word" xmlns:w="http://schemas.openxmlformats.org/wordprocessingml/2006/main" xmlns:w14="http://schemas.microsoft.com/office/word/2010/wordml" xmlns:w15="http://schemas.microsoft.com/office/word/2012/wordml" xmlns:w16cex="http://schemas.microsoft.com/office/word/2018/wordml/cex" xmlns:w16cid="http://schemas.microsoft.com/office/word/2016/wordml/cid" xmlns:w16="http://schemas.microsoft.com/office/word/2018/wordml" xmlns:w16du="http://schemas.microsoft.com/office/word/2023/wordml/word16du" xmlns:w16sdtdh="http://schemas.microsoft.com/office/word/2020/wordml/sdtdatahash" xmlns:w16sdtfl="http://schemas.microsoft.com/office/word/2024/wordml/sdtformatlock" xmlns:w16se="http://schemas.microsoft.com/office/word/2015/wordml/symex" xmlns:wpg="http://schemas.microsoft.com/office/word/2010/wordprocessingGroup" xmlns:wpi="http://schemas.microsoft.com/office/word/2010/wordprocessingInk" xmlns:wne="http://schemas.microsoft.com/office/word/2006/wordml" xmlns:wps="http://schemas.microsoft.com/office/word/2010/wordprocessingShape" mc:Ignorable="w14 w15 w16se w16cid w16 w16cex w16sdtdh w16sdtfl w16du wp14">
   <w:abstractNum w:abstractNumId="0" w15:restartNumberingAfterBreak="0">
     <w:nsid w:val="FFFFFF7C"/>
     <w:multiLevelType w:val="singleLevel"/>
